--- a/speakers/Тема 8 · I · Что такое партия.docx
+++ b/speakers/Тема 8 · I · Что такое партия.docx
@@ -150,7 +150,7 @@
     </w:p>
     <w:p>
       <w:r>
-        <w:t>Мы разберём, что такое партия, как она работает и чем отличается от движения, а в конце покажем проект своей партии — это задание СРО недели.</w:t>
+        <w:t>Мы разберём, что такое партия, как она работает и чем отличается от движения, а в конце покажем, как придумать свою партию.</w:t>
       </w:r>
     </w:p>
     <w:p>
